--- a/nep/docx/55.content.docx
+++ b/nep/docx/55.content.docx
@@ -136,13 +136,6 @@
         <w:rPr>
           <w:lang w:val="ne_NP" w:bidi="ne_NP"/>
         </w:rPr>
-      </w:r>
-      <w:r>
-        <w:rPr>
-          <w:i/>
-          <w:lang w:val="ne_NP" w:bidi="ne_NP"/>
-        </w:rPr>
-        <w:t>२ तिमोथी 1:1, २ तिमोथी 1:2, २ तिमोथी 1:4, २ तिमोथी 1:5, २ तिमोथी 1:7, २ तिमोथी 1:8, २ तिमोथी 1:8 (#2), २ तिमोथी 1:9, २ तिमोथी 1:10, २ तिमोथी 1:10 (#2), २ तिमोथी 1:12, २ तिमोथी 1:14, २ तिमोथी 1:15, २ तिमोथी 1:16, २ तिमोथी 1:17, २ तिमोथी 1:18, २ तिमोथी 2:1, २ तिमोथी 2:2, २ तिमोथी 2:4, २ तिमोथी 2:9, २ तिमोथी 2:9 (#2), २ तिमोथी 2:10, २ तिमोथी 2:12, २ तिमोथी 2:12 (#2), २ तिमोथी 2:14, २ तिमोथी 2:18, २ तिमोथी 2:21, २ तिमोथी 2:22, २ तिमोथी 2:24, २ तिमोथी 2:25, २ तिमोथी 2:26, २ तिमोथी 3:1, २ तिमोथी 3:2, २ तिमोथी 3:4, २ तिमोथी 3:5, २ तिमोथी 3:6, २ तिमोथी 3:8, २ तिमोथी 3:10, २ तिमोथी 3:11, २ तिमोथी 3:12, २ तिमोथी 3:13, २ तिमोथी 3:15, २ तिमोथी 3:16, २ तिमोथी 3:16 (#2), २ तिमोथी 3:17, २ तिमोथी 4:1, २ तिमोथी 4:2, २ तिमोथी 4:3, २ तिमोथी 4:5, २ तिमोथी 4:6, २ तिमोथी 4:8, २ तिमोथी 4:10, २ तिमोथी 4:11, २ तिमोथी 4:14, २ तिमोथी 4:16</w:t>
       </w:r>
       <w:r>
         <w:rPr>

--- a/nep/docx/55.content.docx
+++ b/nep/docx/55.content.docx
@@ -123,19 +123,6 @@
           <w:lang w:val="ne_NP" w:bidi="ne_NP"/>
         </w:rPr>
         <w:t>2TI</w:t>
-      </w:r>
-      <w:r>
-        <w:rPr>
-          <w:lang w:val="ne_NP" w:bidi="ne_NP"/>
-        </w:rPr>
-      </w:r>
-    </w:p>
-    <w:p>
-      <w:pPr/>
-      <w:r>
-        <w:rPr>
-          <w:lang w:val="ne_NP" w:bidi="ne_NP"/>
-        </w:rPr>
       </w:r>
       <w:r>
         <w:rPr>

--- a/nep/docx/55.content.docx
+++ b/nep/docx/55.content.docx
@@ -19,7 +19,7 @@
         <w:rPr>
           <w:lang w:val="ne_NP" w:bidi="ne_NP"/>
         </w:rPr>
-        <w:t>Resource: Translation Questions (unfoldingWord)</w:t>
+        <w:t>Resource: unfoldingWord® Translation Questions</w:t>
       </w:r>
       <w:r>
         <w:rPr>
@@ -85,7 +85,7 @@
         <w:rPr>
           <w:lang w:val="ne_NP" w:bidi="ne_NP"/>
         </w:rPr>
-        <w:t>Translation Questions (unfoldingWord)</w:t>
+        <w:t>unfoldingWord® Translation Questions</w:t>
       </w:r>
     </w:p>
     <w:p>
